--- a/public/assets/editable/professional-logo-design-sales-slick-3/fr/Professional Logo Design Sales Slick - fr.docx
+++ b/public/assets/editable/professional-logo-design-sales-slick-3/fr/Professional Logo Design Sales Slick - fr.docx
@@ -40,6 +40,14 @@
     </w:p>
     <w:p>
       <w:pPr>
+        <w:pStyle w:val="Heading2"/>
+      </w:pPr>
+      <w:r>
+        <w:t xml:space="preserve">Conception de Logo Professionnel</w:t>
+      </w:r>
+    </w:p>
+    <w:p>
+      <w:pPr>
         <w:pStyle w:val="Heading1"/>
       </w:pPr>
       <w:r>
@@ -48,6 +56,78 @@
     </w:p>
     <w:p>
       <w:pPr>
+        <w:spacing w:after="160"/>
+      </w:pPr>
+      <w:r>
+        <w:rPr>
+          <w:sz w:val="22"/>
+          <w:szCs w:val="22"/>
+        </w:rPr>
+        <w:t xml:space="preserve">Logos personnalisés, conçus par des humains, autour de votre entreprise — livrés en 11 formats, entièrement vôtres, prêts pour chaque utilisation, de votre site web à l'habillage de véhicule.</w:t>
+      </w:r>
+    </w:p>
+    <w:p>
+      <w:pPr>
+        <w:pStyle w:val="Heading2"/>
+      </w:pPr>
+      <w:r>
+        <w:t xml:space="preserve">Pourquoi un logo professionnel compte</w:t>
+      </w:r>
+    </w:p>
+    <w:p>
+      <w:pPr>
+        <w:pStyle w:val="Heading3"/>
+      </w:pPr>
+      <w:r>
+        <w:t xml:space="preserve">sec</w:t>
+      </w:r>
+    </w:p>
+    <w:p>
+      <w:pPr>
+        <w:spacing w:after="160"/>
+      </w:pPr>
+      <w:r>
+        <w:rPr>
+          <w:sz w:val="22"/>
+          <w:szCs w:val="22"/>
+        </w:rPr>
+        <w:t xml:space="preserve">Pour se faire une première impression.</w:t>
+      </w:r>
+    </w:p>
+    <w:p>
+      <w:pPr>
+        <w:spacing w:after="160"/>
+      </w:pPr>
+      <w:r>
+        <w:rPr>
+          <w:sz w:val="22"/>
+          <w:szCs w:val="22"/>
+        </w:rPr>
+        <w:t xml:space="preserve">Identifient un logo comme le symbole de marque #1.</w:t>
+      </w:r>
+    </w:p>
+    <w:p>
+      <w:pPr>
+        <w:spacing w:after="160"/>
+      </w:pPr>
+      <w:r>
+        <w:rPr>
+          <w:sz w:val="22"/>
+          <w:szCs w:val="22"/>
+        </w:rPr>
+        <w:t xml:space="preserve">Hausse de reconnaissance grâce à un logo fort.</w:t>
+      </w:r>
+    </w:p>
+    <w:p>
+      <w:pPr>
+        <w:pStyle w:val="Heading2"/>
+      </w:pPr>
+      <w:r>
+        <w:t xml:space="preserve">Quatre raisons d'investir</w:t>
+      </w:r>
+    </w:p>
+    <w:p>
+      <w:pPr>
         <w:pStyle w:val="Heading2"/>
       </w:pPr>
       <w:r>
@@ -56,6 +136,18 @@
     </w:p>
     <w:p>
       <w:pPr>
+        <w:spacing w:after="160"/>
+      </w:pPr>
+      <w:r>
+        <w:rPr>
+          <w:sz w:val="22"/>
+          <w:szCs w:val="22"/>
+        </w:rPr>
+        <w:t xml:space="preserve">Paraître établi dès qu'un client vous voit.</w:t>
+      </w:r>
+    </w:p>
+    <w:p>
+      <w:pPr>
         <w:pStyle w:val="Heading2"/>
       </w:pPr>
       <w:r>
@@ -64,6 +156,18 @@
     </w:p>
     <w:p>
       <w:pPr>
+        <w:spacing w:after="160"/>
+      </w:pPr>
+      <w:r>
+        <w:rPr>
+          <w:sz w:val="22"/>
+          <w:szCs w:val="22"/>
+        </w:rPr>
+        <w:t xml:space="preserve">Distinguez-vous des concurrents et restez mémorable.</w:t>
+      </w:r>
+    </w:p>
+    <w:p>
+      <w:pPr>
         <w:pStyle w:val="Heading2"/>
       </w:pPr>
       <w:r>
@@ -72,6 +176,18 @@
     </w:p>
     <w:p>
       <w:pPr>
+        <w:spacing w:after="160"/>
+      </w:pPr>
+      <w:r>
+        <w:rPr>
+          <w:sz w:val="22"/>
+          <w:szCs w:val="22"/>
+        </w:rPr>
+        <w:t xml:space="preserve">11 formats — prêts pour web, impression, signalétique, réseaux.</w:t>
+      </w:r>
+    </w:p>
+    <w:p>
+      <w:pPr>
         <w:pStyle w:val="Heading2"/>
       </w:pPr>
       <w:r>
@@ -80,122 +196,6 @@
     </w:p>
     <w:p>
       <w:pPr>
-        <w:pStyle w:val="Heading2"/>
-      </w:pPr>
-      <w:r>
-        <w:t xml:space="preserve">CONCEPTION DE LOGO PROFESSIONNEL</w:t>
-      </w:r>
-    </w:p>
-    <w:p>
-      <w:pPr>
-        <w:pStyle w:val="Heading2"/>
-      </w:pPr>
-      <w:r>
-        <w:t xml:space="preserve">POURQUOI UN LOGO PROFESSIONNEL COMPTE</w:t>
-      </w:r>
-    </w:p>
-    <w:p>
-      <w:pPr>
-        <w:pStyle w:val="Heading2"/>
-      </w:pPr>
-      <w:r>
-        <w:t xml:space="preserve">QUATRE RAISONS D'INVESTIR</w:t>
-      </w:r>
-    </w:p>
-    <w:p>
-      <w:pPr>
-        <w:pStyle w:val="Heading2"/>
-      </w:pPr>
-      <w:r>
-        <w:t xml:space="preserve">TRAVAUX SÉLECTIONNÉS</w:t>
-      </w:r>
-    </w:p>
-    <w:p>
-      <w:pPr>
-        <w:spacing w:after="160"/>
-      </w:pPr>
-      <w:r>
-        <w:rPr>
-          <w:sz w:val="22"/>
-          <w:szCs w:val="22"/>
-        </w:rPr>
-        <w:t xml:space="preserve">Logos personnalisés, conçus par des humains, autour de votre entreprise — livrés en 11 formats, entièrement vôtres, prêts pour chaque utilisation, de votre site web à l'habillage de véhicule.</w:t>
-      </w:r>
-    </w:p>
-    <w:p>
-      <w:pPr>
-        <w:spacing w:after="160"/>
-      </w:pPr>
-      <w:r>
-        <w:rPr>
-          <w:sz w:val="22"/>
-          <w:szCs w:val="22"/>
-        </w:rPr>
-        <w:t xml:space="preserve">Pour se faire une première impression.</w:t>
-      </w:r>
-    </w:p>
-    <w:p>
-      <w:pPr>
-        <w:spacing w:after="160"/>
-      </w:pPr>
-      <w:r>
-        <w:rPr>
-          <w:sz w:val="22"/>
-          <w:szCs w:val="22"/>
-        </w:rPr>
-        <w:t xml:space="preserve">Identifient un logo comme le symbole de marque #1.</w:t>
-      </w:r>
-    </w:p>
-    <w:p>
-      <w:pPr>
-        <w:spacing w:after="160"/>
-      </w:pPr>
-      <w:r>
-        <w:rPr>
-          <w:sz w:val="22"/>
-          <w:szCs w:val="22"/>
-        </w:rPr>
-        <w:t xml:space="preserve">Hausse de reconnaissance grâce à un logo fort.</w:t>
-      </w:r>
-    </w:p>
-    <w:p>
-      <w:pPr>
-        <w:spacing w:after="160"/>
-      </w:pPr>
-      <w:r>
-        <w:rPr>
-          <w:sz w:val="22"/>
-          <w:szCs w:val="22"/>
-        </w:rPr>
-        <w:t xml:space="preserve">Paraître établi dès qu'un client vous voit.</w:t>
-      </w:r>
-    </w:p>
-    <w:p>
-      <w:pPr>
-        <w:spacing w:after="160"/>
-      </w:pPr>
-      <w:r>
-        <w:rPr>
-          <w:sz w:val="22"/>
-          <w:szCs w:val="22"/>
-        </w:rPr>
-        <w:t xml:space="preserve">Distinguez-vous des concurrents et restez mémorable.</w:t>
-      </w:r>
-    </w:p>
-    <w:p>
-      <w:pPr>
-        <w:spacing w:after="160"/>
-      </w:pPr>
-      <w:r>
-        <w:rPr>
-          <w:sz w:val="22"/>
-          <w:szCs w:val="22"/>
-        </w:rPr>
-        <w:t xml:space="preserve">11 formats — prêts pour web, impression, signalétique, réseaux.</w:t>
-      </w:r>
-    </w:p>
-    <w:p>
-      <w:pPr>
         <w:spacing w:after="160"/>
       </w:pPr>
       <w:r>
@@ -204,6 +204,14 @@
           <w:szCs w:val="22"/>
         </w:rPr>
         <w:t xml:space="preserve">Vous possédez votre logo entièrement. Déposez-le comme marque.</w:t>
+      </w:r>
+    </w:p>
+    <w:p>
+      <w:pPr>
+        <w:pStyle w:val="Heading2"/>
+      </w:pPr>
+      <w:r>
+        <w:t xml:space="preserve">Travaux sélectionnés</w:t>
       </w:r>
     </w:p>
     <w:p>
@@ -269,11 +277,31 @@
         <w:pStyle w:val="Heading2"/>
       </w:pPr>
       <w:r>
+        <w:t xml:space="preserve">Comment ça marche</w:t>
+      </w:r>
+    </w:p>
+    <w:p>
+      <w:pPr>
+        <w:pStyle w:val="Heading2"/>
+      </w:pPr>
+      <w:r>
         <w:t xml:space="preserve">Du brief aux fichiers finaux en deux à trois semaines.</w:t>
       </w:r>
     </w:p>
     <w:p>
       <w:pPr>
+        <w:spacing w:after="160"/>
+      </w:pPr>
+      <w:r>
+        <w:rPr>
+          <w:sz w:val="22"/>
+          <w:szCs w:val="22"/>
+        </w:rPr>
+        <w:t xml:space="preserve">Un coordinateur dédié gère chaque étape. Pas de fermes de templates. Pas de roulette de designers. Un processus clair en trois étapes pour les PME.</w:t>
+      </w:r>
+    </w:p>
+    <w:p>
+      <w:pPr>
         <w:pStyle w:val="Heading3"/>
       </w:pPr>
       <w:r>
@@ -282,6 +310,18 @@
     </w:p>
     <w:p>
       <w:pPr>
+        <w:spacing w:after="160"/>
+      </w:pPr>
+      <w:r>
+        <w:rPr>
+          <w:sz w:val="22"/>
+          <w:szCs w:val="22"/>
+        </w:rPr>
+        <w:t xml:space="preserve">Un Coordinateur de Conception de Logo dédié contacte le client sous deux jours ouvrés pour recueillir le brief créatif — objectifs, préférences de style, couleurs et logos de référence.</w:t>
+      </w:r>
+    </w:p>
+    <w:p>
+      <w:pPr>
         <w:pStyle w:val="Heading3"/>
       </w:pPr>
       <w:r>
@@ -290,6 +330,18 @@
     </w:p>
     <w:p>
       <w:pPr>
+        <w:spacing w:after="160"/>
+      </w:pPr>
+      <w:r>
+        <w:rPr>
+          <w:sz w:val="22"/>
+          <w:szCs w:val="22"/>
+        </w:rPr>
+        <w:t xml:space="preserve">Les designers internes livrent jusqu'à dix concepts originaux en trois à cinq jours ouvrés. Jusqu'à trois cycles de révisions inclus.</w:t>
+      </w:r>
+    </w:p>
+    <w:p>
+      <w:pPr>
         <w:pStyle w:val="Heading3"/>
       </w:pPr>
       <w:r>
@@ -298,74 +350,30 @@
     </w:p>
     <w:p>
       <w:pPr>
+        <w:spacing w:after="160"/>
+      </w:pPr>
+      <w:r>
+        <w:rPr>
+          <w:sz w:val="22"/>
+          <w:szCs w:val="22"/>
+        </w:rPr>
+        <w:t xml:space="preserve">Les fichiers finaux arrivent sous trois jours ouvrés après l'approbation — 11 formats (AI, EPS, PDF, JPG, PNG, GIF, ICO), tous droits transférés.</w:t>
+      </w:r>
+    </w:p>
+    <w:p>
+      <w:pPr>
+        <w:pStyle w:val="Heading2"/>
+      </w:pPr>
+      <w:r>
+        <w:t xml:space="preserve">Forfaits &amp; tarifs</w:t>
+      </w:r>
+    </w:p>
+    <w:p>
+      <w:pPr>
         <w:pStyle w:val="Heading2"/>
       </w:pPr>
       <w:r>
         <w:t xml:space="preserve">Trois niveaux pour chaque budget.</w:t>
-      </w:r>
-    </w:p>
-    <w:p>
-      <w:pPr>
-        <w:pStyle w:val="Heading2"/>
-      </w:pPr>
-      <w:r>
-        <w:t xml:space="preserve">COMMENT ÇA MARCHE</w:t>
-      </w:r>
-    </w:p>
-    <w:p>
-      <w:pPr>
-        <w:pStyle w:val="Heading2"/>
-      </w:pPr>
-      <w:r>
-        <w:t xml:space="preserve">FORFAITS &amp; TARIFS</w:t>
-      </w:r>
-    </w:p>
-    <w:p>
-      <w:pPr>
-        <w:spacing w:after="160"/>
-      </w:pPr>
-      <w:r>
-        <w:rPr>
-          <w:sz w:val="22"/>
-          <w:szCs w:val="22"/>
-        </w:rPr>
-        <w:t xml:space="preserve">Un coordinateur dédié gère chaque étape. Pas de fermes de templates. Pas de roulette de designers. Un processus clair en trois étapes pour les PME.</w:t>
-      </w:r>
-    </w:p>
-    <w:p>
-      <w:pPr>
-        <w:spacing w:after="160"/>
-      </w:pPr>
-      <w:r>
-        <w:rPr>
-          <w:sz w:val="22"/>
-          <w:szCs w:val="22"/>
-        </w:rPr>
-        <w:t xml:space="preserve">Un Coordinateur de Conception de Logo dédié contacte le client sous deux jours ouvrés pour recueillir le brief créatif — objectifs, préférences de style, couleurs et logos de référence.</w:t>
-      </w:r>
-    </w:p>
-    <w:p>
-      <w:pPr>
-        <w:spacing w:after="160"/>
-      </w:pPr>
-      <w:r>
-        <w:rPr>
-          <w:sz w:val="22"/>
-          <w:szCs w:val="22"/>
-        </w:rPr>
-        <w:t xml:space="preserve">Les designers internes livrent jusqu'à dix concepts originaux en trois à cinq jours ouvrés. Jusqu'à trois cycles de révisions inclus.</w:t>
-      </w:r>
-    </w:p>
-    <w:p>
-      <w:pPr>
-        <w:spacing w:after="160"/>
-      </w:pPr>
-      <w:r>
-        <w:rPr>
-          <w:sz w:val="22"/>
-          <w:szCs w:val="22"/>
-        </w:rPr>
-        <w:t xml:space="preserve">Les fichiers finaux arrivent sous trois jours ouvrés après l'approbation — 11 formats (AI, EPS, PDF, JPG, PNG, GIF, ICO), tous droits transférés.</w:t>
       </w:r>
     </w:p>
     <w:p>
@@ -567,19 +575,19 @@
         <w:pStyle w:val="Heading2"/>
       </w:pPr>
       <w:r>
+        <w:t xml:space="preserve">Playbook commercial</w:t>
+      </w:r>
+    </w:p>
+    <w:p>
+      <w:pPr>
+        <w:pStyle w:val="Heading2"/>
+      </w:pPr>
+      <w:r>
         <w:t xml:space="preserve">Comment vendre la Conception de Logo Professionnel.</w:t>
       </w:r>
     </w:p>
     <w:p>
       <w:pPr>
-        <w:pStyle w:val="Heading2"/>
-      </w:pPr>
-      <w:r>
-        <w:t xml:space="preserve">PLAYBOOK COMMERCIAL</w:t>
-      </w:r>
-    </w:p>
-    <w:p>
-      <w:pPr>
         <w:spacing w:after="160"/>
       </w:pPr>
       <w:r>
@@ -592,6 +600,14 @@
     </w:p>
     <w:p>
       <w:pPr>
+        <w:pStyle w:val="Heading3"/>
+      </w:pPr>
+      <w:r>
+        <w:t xml:space="preserve">Profil de client idéal</w:t>
+      </w:r>
+    </w:p>
+    <w:p>
+      <w:pPr>
         <w:spacing w:after="160"/>
       </w:pPr>
       <w:r>
@@ -652,6 +668,14 @@
     </w:p>
     <w:p>
       <w:pPr>
+        <w:pStyle w:val="Heading3"/>
+      </w:pPr>
+      <w:r>
+        <w:t xml:space="preserve">Questions de découverte</w:t>
+      </w:r>
+    </w:p>
+    <w:p>
+      <w:pPr>
         <w:spacing w:after="160"/>
       </w:pPr>
       <w:r>
@@ -736,6 +760,14 @@
     </w:p>
     <w:p>
       <w:pPr>
+        <w:pStyle w:val="Heading3"/>
+      </w:pPr>
+      <w:r>
+        <w:t xml:space="preserve">Gestion des objections</w:t>
+      </w:r>
+    </w:p>
+    <w:p>
+      <w:pPr>
         <w:spacing w:after="160"/>
       </w:pPr>
       <w:r>
@@ -792,6 +824,14 @@
           <w:szCs w:val="22"/>
         </w:rPr>
         <w:t xml:space="preserve">Expérience design ? Droits totaux ? Formats vectoriels pour signalétique ? La plupart des faveurs échouent ici.</w:t>
+      </w:r>
+    </w:p>
+    <w:p>
+      <w:pPr>
+        <w:pStyle w:val="Heading3"/>
+      </w:pPr>
+      <w:r>
+        <w:t xml:space="preserve">Aperçu concurrentiel</w:t>
       </w:r>
     </w:p>
     <w:p>
